--- a/writing/Chapter 3 - 3.8 Economic Analysis/FINAL_TEXT.docx
+++ b/writing/Chapter 3 - 3.8 Economic Analysis/FINAL_TEXT.docx
@@ -31,7 +31,7 @@
         <w:spacing w:after="120"/>
       </w:pPr>
       <w:r>
-        <w:t xml:space="preserve">The project was designed to use hardware the team already owned together with free software, models and services (Table 3.5). All models are openly released and all software libraries are open source. The dataset is freely available for non-commercial research [3]. The three AI judges were accessed through free API tiers, the demonstration interface targets the free Hugging Face Spaces CPU tier, and the human study uses Google Forms with volunteer participants. Direct monetary cost is therefore limited to electricity, internet access and the GPU workstation, </w:t>
+        <w:t xml:space="preserve">The project was designed to use hardware the team already owned together with free software, models and services (Table 3.5). All models are openly released and all software libraries are open source. The dataset is freely available for non-commercial research [3]. The AI judges were accessed through free API tiers, the demonstration interface targets the free Hugging Face Spaces CPU tier, and the human study uses Google Forms with volunteer participants. Direct monetary cost is therefore limited to electricity, internet access and the GPU workstation, </w:t>
       </w:r>
       <w:r>
         <w:rPr>
@@ -1058,7 +1058,7 @@
               <w:rPr>
                 <w:sz w:val="16"/>
               </w:rPr>
-              <w:t>AI judging (3 judges)</w:t>
+              <w:t>AI judging (Nemotron, gpt-oss; Mistral for 5 systems)</w:t>
             </w:r>
           </w:p>
         </w:tc>
@@ -1637,7 +1637,7 @@
         <w:t>Generator size.</w:t>
       </w:r>
       <w:r>
-        <w:t xml:space="preserve"> Here the trade-off runs the other way. A single Qwen2.5-7B model [8], with 7.6 billion parameters and using about 5.6 GB of GPU memory in 4-bit form, outperforms our pipeline, whose generator has 3.8 billion parameters, on rule adherence (82.3% against 60.0%), WASSA empathy (5.76 against 5.05) and AI-judge scores. If output quality per unit of compute were the only objective, the larger single model would be preferred. The decoupled design is retained for its inspectability and controllability, since the candidate emotions, the chosen emotion and the words that drove the decision are all visible and can be acted upon. We therefore make no claim of a cost advantage over the larger model.</w:t>
+        <w:t xml:space="preserve"> Here the trade-off runs the other way. A single Qwen2.5-7B model [8], with 7.6 billion parameters and using about 5.6 GB of GPU memory in 4-bit form, outperforms our pipeline, whose generator has 3.8 billion parameters, on rule adherence (82.3% against 60.0%), WASSA empathy (5.76 against 5.05) and AI-judge empathy (8.15 against 7.84). If output quality per unit of compute were the only objective, the larger single model would be preferred. The decoupled design is retained for its inspectability and controllability, since the candidate emotions, the chosen emotion and the words that drove the decision are all visible and can be acted upon. We therefore make no claim of a cost advantage over the larger model.</w:t>
       </w:r>
     </w:p>
     <w:p>

--- a/writing/Chapter 3 - 3.8 Economic Analysis/FINAL_TEXT.docx
+++ b/writing/Chapter 3 - 3.8 Economic Analysis/FINAL_TEXT.docx
@@ -1637,7 +1637,7 @@
         <w:t>Generator size.</w:t>
       </w:r>
       <w:r>
-        <w:t xml:space="preserve"> Here the trade-off runs the other way. A single Qwen2.5-7B model [8], with 7.6 billion parameters and using about 5.6 GB of GPU memory in 4-bit form, outperforms our pipeline, whose generator has 3.8 billion parameters, on rule adherence (82.3% against 60.0%), WASSA empathy (5.76 against 5.05) and AI-judge empathy (8.15 against 7.84). If output quality per unit of compute were the only objective, the larger single model would be preferred. The decoupled design is retained for its inspectability and controllability, since the candidate emotions, the chosen emotion and the words that drove the decision are all visible and can be acted upon. We therefore make no claim of a cost advantage over the larger model.</w:t>
+        <w:t xml:space="preserve"> Here the trade-off runs the other way. A single Qwen2.5-7B model [8], with 7.6 billion parameters and using about 5.6 GB of GPU memory in 4-bit form, outperforms our pipeline, whose generator has 3.8 billion parameters, on rule adherence (82.3% against 60.0%), WASSA empathy (5.76 against 5.05) and AI-judge empathy (8.15 against 7.84). If output quality were the only objective, the larger single model would be preferred. Measured on the same GPU, however, our pipeline needs 38% less peak GPU memory than the larger model (3.40 GB against 5.47 GB) with no significant difference in response time (4.17 s against 3.91 s per reply; Section 5.4.7), so it can run on hardware with less memory while reaching 97.5% of the larger model's overall AI-judge score. It is not cheaper to run than the Qwen2.5-1.5B single model, which is lighter and 2.6 times faster but produces significantly less empathetic replies. The decoupled design is retained for this balance and for its inspectability, since the candidate emotions, the chosen emotion and the words that drove the decision are all visible and can be acted upon.</w:t>
       </w:r>
     </w:p>
     <w:p>

--- a/writing/Chapter 3 - 3.8 Economic Analysis/FINAL_TEXT.docx
+++ b/writing/Chapter 3 - 3.8 Economic Analysis/FINAL_TEXT.docx
@@ -1623,7 +1623,7 @@
         <w:t>Fine-tuning compared with prompting the generator.</w:t>
       </w:r>
       <w:r>
-        <w:t xml:space="preserve"> Fine-tuning the generator with LoRA [10] consumed GPU time and produced the weakest system tested: no reply followed all three rules and 98% of replies asked more than one question. Prompting an instruction-tuned model requires no training and achieves 60.0% for the final system. For this task, prompting is superior in both cost and quality.</w:t>
+        <w:t xml:space="preserve"> Fine-tuning the generator with LoRA [10] consumed 43 minutes of GPU time and produced a model that follows all three rules in only 22.3% of replies, because it learns the casual style of the dataset's listener replies. Prompting an instruction-tuned model requires no training and achieves 60.0% for the final system. For this task, prompting is superior in both cost and quality.</w:t>
       </w:r>
     </w:p>
     <w:p>

--- a/writing/Chapter 3 - 3.8 Economic Analysis/FINAL_TEXT.docx
+++ b/writing/Chapter 3 - 3.8 Economic Analysis/FINAL_TEXT.docx
@@ -1677,17 +1677,14 @@
         <w:t>[[TEAM TO FILL: current published price per million input and output tokens for a named commercial model, with the date checked]]</w:t>
       </w:r>
       <w:r>
-        <w:t xml:space="preserve">. A free CPU host with 2 virtual CPUs and 16 GB of memory costs nothing but responds considerably more slowly, </w:t>
+        <w:t xml:space="preserve">. A free CPU host with 2 virtual CPUs and 16 GB of memory costs nothing but would respond considerably more slowly than the 4.17 seconds per reply measured on the project's GPU (Section 5.4.7); latency on such a host was not measured. </w:t>
       </w:r>
       <w:r>
         <w:rPr>
           <w:b/>
           <w:color w:val="B03A00"/>
         </w:rPr>
-        <w:t>[[TEAM TO FILL: measured response time if the demonstration is deployed; otherwise state that latency was not measured]]</w:t>
-      </w:r>
-      <w:r>
-        <w:t>.</w:t>
+        <w:t>[[TEAM TO FILL: if the demonstration is deployed, add its measured response time.]]</w:t>
       </w:r>
     </w:p>
     <w:p>

--- a/writing/Chapter 3 - 3.8 Economic Analysis/FINAL_TEXT.docx
+++ b/writing/Chapter 3 - 3.8 Economic Analysis/FINAL_TEXT.docx
@@ -399,7 +399,7 @@
               <w:rPr>
                 <w:sz w:val="16"/>
               </w:rPr>
-              <w:t>OpenRouter free tier, Mistral free tier, Groq free tier</w:t>
+              <w:t>OpenRouter free tier, Groq free tier</w:t>
             </w:r>
           </w:p>
         </w:tc>
@@ -1058,7 +1058,7 @@
               <w:rPr>
                 <w:sz w:val="16"/>
               </w:rPr>
-              <w:t>AI judging (Nemotron, gpt-oss; Mistral for 5 systems)</w:t>
+              <w:t>AI judging (Nemotron, gpt-oss)</w:t>
             </w:r>
           </w:p>
         </w:tc>
